--- a/worksheets/Lab18-Worksheet.docx
+++ b/worksheets/Lab18-Worksheet.docx
@@ -24,7 +24,7 @@
           <w:color w:val="1A3C6E"/>
           <w:sz w:val="32"/>
         </w:rPr>
-        <w:t>Lab 18 — Detect and analyze faces</w:t>
+        <w:t>Lab 18 — Develop a vision-enabled chat app</w:t>
       </w:r>
     </w:p>
     <w:p>
@@ -36,7 +36,7 @@
           <w:color w:val="888888"/>
           <w:sz w:val="20"/>
         </w:rPr>
-        <w:t>Week 7  |  Optional</w:t>
+        <w:t>Week 7  |  Required</w:t>
       </w:r>
     </w:p>
     <w:p/>
@@ -117,7 +117,7 @@
     </w:p>
     <w:p>
       <w:r>
-        <w:t>In this lab, you provisioned a standalone Azure AI Face API resource and built a Python application using the Face SDK that detects faces in images and retrieves facial attributes including head pose (yaw, pitch, roll), occlusion status (forehead, eyes, mouth), and detected accessories such as glasses.</w:t>
+        <w:t>Students deployed a gpt-4.1 vision model in Microsoft Foundry and built a Python client application using the OpenAI SDK that accepted image input—both URL-referenced and base64-encoded local files—and returned natural-language responses about the image content. The lab demonstrated how multimodal prompts are constructed using the Foundry Tools chat playground before being replicated in code.</w:t>
       </w:r>
     </w:p>
     <w:p/>
@@ -145,12 +145,12 @@
           <w:b/>
           <w:sz w:val="22"/>
         </w:rPr>
-        <w:t>Screenshot 1 — Face Detection Console Output</w:t>
+        <w:t>Screenshot 1 — Foundry Playground Image Response</w:t>
       </w:r>
     </w:p>
     <w:p>
       <w:r>
-        <w:t>After adding the face detection code under the 'Get faces' comment and running 'python analyze-faces.py images/face1.jpg', capture the Cloud Shell console output showing the number of faces detected along with the head pose values (yaw, pitch, roll), occlusion flags (forehead, eye, mouth), and accessories list.</w:t>
+        <w:t>The Microsoft Foundry chat playground showing a mango image attached to the prompt 'What desserts could I make with this fruit?' with the gpt-4.1 model's recipe suggestions displayed in the response pane.</w:t>
       </w:r>
     </w:p>
     <w:tbl>
@@ -193,12 +193,12 @@
           <w:b/>
           <w:sz w:val="22"/>
         </w:rPr>
-        <w:t>Screenshot 2 — Annotated Detected Faces Image</w:t>
+        <w:t>Screenshot 2 — URL Image App Output</w:t>
       </w:r>
     </w:p>
     <w:p>
       <w:r>
-        <w:t>After running the program on images/faces.jpg (the image containing two people), download the generated 'detected_faces.jpg' file using the Cloud Shell 'download' command. Take a screenshot of the downloaded image showing bounding boxes drawn around each detected face.</w:t>
+        <w:t>Terminal output from image-chat-app.py after the student entered 'Suggest some recipes that include this fruit', showing the model's multimodal response describing the orange image fetched from a URL.</w:t>
       </w:r>
     </w:p>
     <w:tbl>
@@ -241,12 +241,12 @@
           <w:b/>
           <w:sz w:val="22"/>
         </w:rPr>
-        <w:t>Screenshot 3 — Multiple Image Comparison</w:t>
+        <w:t>Screenshot 3 — Local Image App Output</w:t>
       </w:r>
     </w:p>
     <w:p>
       <w:r>
-        <w:t>Run the program on all three images (face1.jpg, face2.jpg, and faces.jpg). Capture the Cloud Shell console output for either face2.jpg or faces.jpg showing how the detected attributes (head pose, occlusion, accessories) differ from the first image you analyzed.</w:t>
+        <w:t>Terminal output from image-chat-app.py after the student entered 'What is this fruit? What recipes could I use it in?', showing the model's identification and recipe suggestions for the locally uploaded mystery-fruit.jpeg encoded as base64.</w:t>
       </w:r>
     </w:p>
     <w:tbl>
@@ -299,7 +299,7 @@
           <w:b/>
           <w:sz w:val="22"/>
         </w:rPr>
-        <w:t>1. The Face API returned head pose values for yaw, pitch, and roll for each detected face. What do these three values represent in terms of head orientation, and how might they be useful in a real-world application such as driver drowsiness detection?</w:t>
+        <w:t>1. Why does the client application encode a local image as base64 before including it in the prompt, and how does this differ from submitting an image via URL?</w:t>
       </w:r>
     </w:p>
     <w:p>
@@ -320,7 +320,7 @@
           <w:b/>
           <w:sz w:val="22"/>
         </w:rPr>
-        <w:t>2. The occlusion attributes report whether the forehead, eyes, or mouth are occluded. When you ran the analysis on the different test images, did any faces have occluded features? What kinds of real-world conditions could cause occlusion?</w:t>
+        <w:t>2. The lab notes that each prompt is treated independently and conversation history is not retained. How would this limitation affect a real-world vision-enabled application that needs multi-turn context about the same image?</w:t>
       </w:r>
     </w:p>
     <w:p>
@@ -341,7 +341,7 @@
           <w:b/>
           <w:sz w:val="22"/>
         </w:rPr>
-        <w:t>3. This lab uses FaceDetectionModel.DETECTION01 and FaceRecognitionModel.RECOGNITION01. The lab notes that facial recognition tasks require limited access approval from Microsoft. Why does Microsoft restrict access to face recognition capabilities, and how does this differ from the face detection you performed?</w:t>
+        <w:t>3. What is the role of the Azure Identity DefaultAzureCredential in the client application, and why is token-based authentication preferred over hardcoded API keys for production deployments in Microsoft Foundry?</w:t>
       </w:r>
     </w:p>
     <w:p>
